--- a/XUUU.docx
+++ b/XUUU.docx
@@ -7,12 +7,16 @@
         <w:spacing w:after="0" w:line="240" w:lineRule="auto"/>
         <w:jc w:val="both"/>
         <w:rPr>
-          <w:sz w:val="32"/>
-          <w:szCs w:val="32"/>
-        </w:rPr>
-      </w:pPr>
-      <w:r>
-        <w:rPr>
+          <w:b/>
+          <w:bCs/>
+          <w:sz w:val="32"/>
+          <w:szCs w:val="32"/>
+        </w:rPr>
+      </w:pPr>
+      <w:r>
+        <w:rPr>
+          <w:b/>
+          <w:bCs/>
           <w:sz w:val="32"/>
           <w:szCs w:val="32"/>
         </w:rPr>
@@ -20,6 +24,8 @@
       </w:r>
       <w:r>
         <w:rPr>
+          <w:b/>
+          <w:bCs/>
           <w:sz w:val="32"/>
           <w:szCs w:val="32"/>
         </w:rPr>
@@ -27,6 +33,8 @@
       </w:r>
       <w:r>
         <w:rPr>
+          <w:b/>
+          <w:bCs/>
           <w:sz w:val="32"/>
           <w:szCs w:val="32"/>
         </w:rPr>
@@ -38,40 +46,52 @@
         <w:spacing w:after="0" w:line="240" w:lineRule="auto"/>
         <w:jc w:val="both"/>
         <w:rPr>
-          <w:sz w:val="32"/>
-          <w:szCs w:val="32"/>
-        </w:rPr>
-      </w:pPr>
-      <w:r>
-        <w:rPr>
-          <w:sz w:val="32"/>
-          <w:szCs w:val="32"/>
-        </w:rPr>
-        <w:t>- Диаграмма вариантов использования</w:t>
-      </w:r>
-      <w:r>
-        <w:rPr>
-          <w:sz w:val="32"/>
-          <w:szCs w:val="32"/>
-        </w:rPr>
-        <w:t xml:space="preserve"> (4,4</w:t>
-      </w:r>
-      <w:r>
-        <w:rPr>
-          <w:sz w:val="32"/>
-          <w:szCs w:val="32"/>
-        </w:rPr>
-        <w:t>0 балла</w:t>
-      </w:r>
-      <w:r>
-        <w:rPr>
-          <w:sz w:val="32"/>
-          <w:szCs w:val="32"/>
-        </w:rPr>
-        <w:t>)</w:t>
-      </w:r>
-      <w:r>
-        <w:rPr>
+          <w:b/>
+          <w:bCs/>
+          <w:sz w:val="32"/>
+          <w:szCs w:val="32"/>
+        </w:rPr>
+      </w:pPr>
+      <w:r>
+        <w:rPr>
+          <w:b/>
+          <w:bCs/>
+          <w:sz w:val="32"/>
+          <w:szCs w:val="32"/>
+        </w:rPr>
+        <w:t>-</w:t>
+      </w:r>
+      <w:r>
+        <w:rPr>
+          <w:b/>
+          <w:bCs/>
+          <w:sz w:val="32"/>
+          <w:szCs w:val="32"/>
+        </w:rPr>
+        <w:t xml:space="preserve"> Д</w:t>
+      </w:r>
+      <w:r>
+        <w:rPr>
+          <w:b/>
+          <w:bCs/>
+          <w:sz w:val="32"/>
+          <w:szCs w:val="32"/>
+        </w:rPr>
+        <w:t>иаграмма вариантов использования</w:t>
+      </w:r>
+      <w:r>
+        <w:rPr>
+          <w:b/>
+          <w:bCs/>
+          <w:sz w:val="32"/>
+          <w:szCs w:val="32"/>
+        </w:rPr>
+        <w:t xml:space="preserve"> (4,40 балла)</w:t>
+      </w:r>
+      <w:r>
+        <w:rPr>
+          <w:b/>
+          <w:bCs/>
           <w:sz w:val="32"/>
           <w:szCs w:val="32"/>
         </w:rPr>
@@ -145,12 +165,16 @@
         <w:spacing w:after="0" w:line="240" w:lineRule="auto"/>
         <w:jc w:val="both"/>
         <w:rPr>
-          <w:sz w:val="32"/>
-          <w:szCs w:val="32"/>
-        </w:rPr>
-      </w:pPr>
-      <w:r>
-        <w:rPr>
+          <w:b/>
+          <w:bCs/>
+          <w:sz w:val="32"/>
+          <w:szCs w:val="32"/>
+        </w:rPr>
+      </w:pPr>
+      <w:r>
+        <w:rPr>
+          <w:b/>
+          <w:bCs/>
           <w:sz w:val="32"/>
           <w:szCs w:val="32"/>
         </w:rPr>
@@ -158,6 +182,8 @@
       </w:r>
       <w:r>
         <w:rPr>
+          <w:b/>
+          <w:bCs/>
           <w:sz w:val="32"/>
           <w:szCs w:val="32"/>
         </w:rPr>
@@ -165,6 +191,8 @@
       </w:r>
       <w:r>
         <w:rPr>
+          <w:b/>
+          <w:bCs/>
           <w:sz w:val="32"/>
           <w:szCs w:val="32"/>
         </w:rPr>
@@ -239,12 +267,16 @@
         <w:spacing w:after="0" w:line="240" w:lineRule="auto"/>
         <w:jc w:val="both"/>
         <w:rPr>
-          <w:sz w:val="32"/>
-          <w:szCs w:val="32"/>
-        </w:rPr>
-      </w:pPr>
-      <w:r>
-        <w:rPr>
+          <w:b/>
+          <w:bCs/>
+          <w:sz w:val="32"/>
+          <w:szCs w:val="32"/>
+        </w:rPr>
+      </w:pPr>
+      <w:r>
+        <w:rPr>
+          <w:b/>
+          <w:bCs/>
           <w:sz w:val="32"/>
           <w:szCs w:val="32"/>
         </w:rPr>
@@ -253,6 +285,8 @@
       </w:r>
       <w:r>
         <w:rPr>
+          <w:b/>
+          <w:bCs/>
           <w:sz w:val="32"/>
           <w:szCs w:val="32"/>
         </w:rPr>
@@ -260,6 +294,8 @@
       </w:r>
       <w:r>
         <w:rPr>
+          <w:b/>
+          <w:bCs/>
           <w:sz w:val="32"/>
           <w:szCs w:val="32"/>
         </w:rPr>
@@ -267,6 +303,8 @@
       </w:r>
       <w:r>
         <w:rPr>
+          <w:b/>
+          <w:bCs/>
           <w:sz w:val="32"/>
           <w:szCs w:val="32"/>
         </w:rPr>
@@ -274,6 +312,8 @@
       </w:r>
       <w:r>
         <w:rPr>
+          <w:b/>
+          <w:bCs/>
           <w:sz w:val="32"/>
           <w:szCs w:val="32"/>
         </w:rPr>
@@ -377,12 +417,16 @@
         <w:spacing w:after="0" w:line="240" w:lineRule="auto"/>
         <w:jc w:val="both"/>
         <w:rPr>
-          <w:sz w:val="32"/>
-          <w:szCs w:val="32"/>
-        </w:rPr>
-      </w:pPr>
-      <w:r>
-        <w:rPr>
+          <w:b/>
+          <w:bCs/>
+          <w:sz w:val="32"/>
+          <w:szCs w:val="32"/>
+        </w:rPr>
+      </w:pPr>
+      <w:r>
+        <w:rPr>
+          <w:b/>
+          <w:bCs/>
           <w:sz w:val="32"/>
           <w:szCs w:val="32"/>
         </w:rPr>
@@ -390,6 +434,8 @@
       </w:r>
       <w:r>
         <w:rPr>
+          <w:b/>
+          <w:bCs/>
           <w:sz w:val="32"/>
           <w:szCs w:val="32"/>
         </w:rPr>
@@ -397,6 +443,8 @@
       </w:r>
       <w:r>
         <w:rPr>
+          <w:b/>
+          <w:bCs/>
           <w:sz w:val="32"/>
           <w:szCs w:val="32"/>
         </w:rPr>
@@ -404,6 +452,8 @@
       </w:r>
       <w:r>
         <w:rPr>
+          <w:b/>
+          <w:bCs/>
           <w:sz w:val="32"/>
           <w:szCs w:val="32"/>
         </w:rPr>
@@ -507,12 +557,16 @@
         <w:spacing w:after="0" w:line="240" w:lineRule="auto"/>
         <w:jc w:val="both"/>
         <w:rPr>
-          <w:sz w:val="32"/>
-          <w:szCs w:val="32"/>
-        </w:rPr>
-      </w:pPr>
-      <w:r>
-        <w:rPr>
+          <w:b/>
+          <w:bCs/>
+          <w:sz w:val="32"/>
+          <w:szCs w:val="32"/>
+        </w:rPr>
+      </w:pPr>
+      <w:r>
+        <w:rPr>
+          <w:b/>
+          <w:bCs/>
           <w:sz w:val="32"/>
           <w:szCs w:val="32"/>
         </w:rPr>
@@ -521,6 +575,8 @@
       </w:r>
       <w:r>
         <w:rPr>
+          <w:b/>
+          <w:bCs/>
           <w:sz w:val="32"/>
           <w:szCs w:val="32"/>
           <w:lang w:val="en-US"/>
@@ -529,6 +585,8 @@
       </w:r>
       <w:r>
         <w:rPr>
+          <w:b/>
+          <w:bCs/>
           <w:sz w:val="32"/>
           <w:szCs w:val="32"/>
         </w:rPr>
@@ -536,6 +594,8 @@
       </w:r>
       <w:r>
         <w:rPr>
+          <w:b/>
+          <w:bCs/>
           <w:sz w:val="32"/>
           <w:szCs w:val="32"/>
         </w:rPr>
@@ -543,6 +603,8 @@
       </w:r>
       <w:r>
         <w:rPr>
+          <w:b/>
+          <w:bCs/>
           <w:sz w:val="32"/>
           <w:szCs w:val="32"/>
         </w:rPr>
@@ -550,6 +612,8 @@
       </w:r>
       <w:r>
         <w:rPr>
+          <w:b/>
+          <w:bCs/>
           <w:sz w:val="32"/>
           <w:szCs w:val="32"/>
         </w:rPr>
@@ -557,6 +621,8 @@
       </w:r>
       <w:r>
         <w:rPr>
+          <w:b/>
+          <w:bCs/>
           <w:sz w:val="32"/>
           <w:szCs w:val="32"/>
         </w:rPr>
@@ -564,6 +630,8 @@
       </w:r>
       <w:r>
         <w:rPr>
+          <w:b/>
+          <w:bCs/>
           <w:sz w:val="32"/>
           <w:szCs w:val="32"/>
         </w:rPr>
@@ -692,12 +760,16 @@
         <w:spacing w:after="0" w:line="240" w:lineRule="auto"/>
         <w:jc w:val="both"/>
         <w:rPr>
-          <w:sz w:val="32"/>
-          <w:szCs w:val="32"/>
-        </w:rPr>
-      </w:pPr>
-      <w:r>
-        <w:rPr>
+          <w:b/>
+          <w:bCs/>
+          <w:sz w:val="32"/>
+          <w:szCs w:val="32"/>
+        </w:rPr>
+      </w:pPr>
+      <w:r>
+        <w:rPr>
+          <w:b/>
+          <w:bCs/>
           <w:sz w:val="32"/>
           <w:szCs w:val="32"/>
         </w:rPr>
@@ -706,6 +778,8 @@
       </w:r>
       <w:r>
         <w:rPr>
+          <w:b/>
+          <w:bCs/>
           <w:sz w:val="32"/>
           <w:szCs w:val="32"/>
         </w:rPr>
@@ -713,6 +787,8 @@
       </w:r>
       <w:r>
         <w:rPr>
+          <w:b/>
+          <w:bCs/>
           <w:sz w:val="32"/>
           <w:szCs w:val="32"/>
         </w:rPr>
@@ -720,6 +796,8 @@
       </w:r>
       <w:r>
         <w:rPr>
+          <w:b/>
+          <w:bCs/>
           <w:sz w:val="32"/>
           <w:szCs w:val="32"/>
         </w:rPr>
@@ -731,17 +809,235 @@
         <w:spacing w:after="0" w:line="240" w:lineRule="auto"/>
         <w:jc w:val="both"/>
         <w:rPr>
-          <w:sz w:val="32"/>
-          <w:szCs w:val="32"/>
-        </w:rPr>
-      </w:pPr>
-      <w:r>
-        <w:rPr>
+          <w:b/>
+          <w:bCs/>
+          <w:sz w:val="32"/>
+          <w:szCs w:val="32"/>
+        </w:rPr>
+      </w:pPr>
+      <w:r>
+        <w:rPr>
+          <w:b/>
+          <w:bCs/>
           <w:sz w:val="32"/>
           <w:szCs w:val="32"/>
         </w:rPr>
         <w:t>- Сессия первая (2 балла)</w:t>
       </w:r>
+    </w:p>
+    <w:p>
+      <w:pPr>
+        <w:spacing w:after="0" w:line="240" w:lineRule="auto"/>
+        <w:jc w:val="both"/>
+        <w:rPr>
+          <w:b/>
+          <w:bCs/>
+          <w:sz w:val="32"/>
+          <w:szCs w:val="32"/>
+        </w:rPr>
+      </w:pPr>
+      <w:r>
+        <w:rPr>
+          <w:b/>
+          <w:bCs/>
+          <w:sz w:val="32"/>
+          <w:szCs w:val="32"/>
+        </w:rPr>
+        <w:t>- Сессия вторая (2 балла)</w:t>
+      </w:r>
+    </w:p>
+    <w:p>
+      <w:pPr>
+        <w:spacing w:after="0" w:line="240" w:lineRule="auto"/>
+        <w:jc w:val="both"/>
+        <w:rPr>
+          <w:b/>
+          <w:bCs/>
+          <w:sz w:val="32"/>
+          <w:szCs w:val="32"/>
+        </w:rPr>
+      </w:pPr>
+      <w:r>
+        <w:rPr>
+          <w:b/>
+          <w:bCs/>
+          <w:sz w:val="32"/>
+          <w:szCs w:val="32"/>
+        </w:rPr>
+        <w:t>- Сессия третья (2 балла)</w:t>
+      </w:r>
+    </w:p>
+    <w:p>
+      <w:pPr>
+        <w:spacing w:after="0" w:line="240" w:lineRule="auto"/>
+        <w:jc w:val="both"/>
+        <w:rPr>
+          <w:b/>
+          <w:bCs/>
+          <w:sz w:val="32"/>
+          <w:szCs w:val="32"/>
+        </w:rPr>
+      </w:pPr>
+      <w:r>
+        <w:rPr>
+          <w:b/>
+          <w:bCs/>
+          <w:sz w:val="32"/>
+          <w:szCs w:val="32"/>
+        </w:rPr>
+        <w:t>- Сессия четвертая (2 балла)</w:t>
+      </w:r>
+    </w:p>
+    <w:p>
+      <w:pPr>
+        <w:spacing w:after="0" w:line="240" w:lineRule="auto"/>
+        <w:jc w:val="both"/>
+        <w:rPr>
+          <w:sz w:val="32"/>
+          <w:szCs w:val="32"/>
+        </w:rPr>
+      </w:pPr>
+    </w:p>
+    <w:p>
+      <w:pPr>
+        <w:spacing w:after="0" w:line="240" w:lineRule="auto"/>
+        <w:jc w:val="both"/>
+        <w:rPr>
+          <w:b/>
+          <w:bCs/>
+          <w:sz w:val="32"/>
+          <w:szCs w:val="32"/>
+        </w:rPr>
+      </w:pPr>
+      <w:r>
+        <w:rPr>
+          <w:b/>
+          <w:bCs/>
+          <w:sz w:val="32"/>
+          <w:szCs w:val="32"/>
+        </w:rPr>
+        <w:t>ДОКУМЕНТИРОВАНИЕ (5 баллов):</w:t>
+      </w:r>
+    </w:p>
+    <w:p>
+      <w:pPr>
+        <w:spacing w:after="0" w:line="240" w:lineRule="auto"/>
+        <w:jc w:val="both"/>
+        <w:rPr>
+          <w:b/>
+          <w:bCs/>
+          <w:sz w:val="32"/>
+          <w:szCs w:val="32"/>
+        </w:rPr>
+      </w:pPr>
+      <w:r>
+        <w:rPr>
+          <w:b/>
+          <w:bCs/>
+          <w:sz w:val="32"/>
+          <w:szCs w:val="32"/>
+        </w:rPr>
+        <w:t>- Безопасность (2 балла),</w:t>
+      </w:r>
+    </w:p>
+    <w:p>
+      <w:pPr>
+        <w:spacing w:after="0" w:line="240" w:lineRule="auto"/>
+        <w:jc w:val="both"/>
+        <w:rPr>
+          <w:b/>
+          <w:bCs/>
+          <w:sz w:val="32"/>
+          <w:szCs w:val="32"/>
+        </w:rPr>
+      </w:pPr>
+      <w:r>
+        <w:rPr>
+          <w:b/>
+          <w:bCs/>
+          <w:sz w:val="32"/>
+          <w:szCs w:val="32"/>
+        </w:rPr>
+        <w:t>- Демонстрация (3 балла).</w:t>
+      </w:r>
+    </w:p>
+    <w:p>
+      <w:pPr>
+        <w:spacing w:after="0" w:line="240" w:lineRule="auto"/>
+        <w:jc w:val="both"/>
+        <w:rPr>
+          <w:sz w:val="32"/>
+          <w:szCs w:val="32"/>
+        </w:rPr>
+      </w:pPr>
+    </w:p>
+    <w:p>
+      <w:pPr>
+        <w:spacing w:after="0" w:line="240" w:lineRule="auto"/>
+        <w:jc w:val="both"/>
+        <w:rPr>
+          <w:b/>
+          <w:bCs/>
+          <w:sz w:val="32"/>
+          <w:szCs w:val="32"/>
+        </w:rPr>
+      </w:pPr>
+      <w:r>
+        <w:rPr>
+          <w:b/>
+          <w:bCs/>
+          <w:sz w:val="32"/>
+          <w:szCs w:val="32"/>
+        </w:rPr>
+        <w:t>ОСНОВНАЯ РАБОТА (68 баллов):</w:t>
+      </w:r>
+    </w:p>
+    <w:p>
+      <w:pPr>
+        <w:spacing w:after="0" w:line="240" w:lineRule="auto"/>
+        <w:jc w:val="both"/>
+        <w:rPr>
+          <w:b/>
+          <w:bCs/>
+          <w:sz w:val="32"/>
+          <w:szCs w:val="32"/>
+        </w:rPr>
+      </w:pPr>
+      <w:r>
+        <w:rPr>
+          <w:b/>
+          <w:bCs/>
+          <w:sz w:val="32"/>
+          <w:szCs w:val="32"/>
+        </w:rPr>
+        <w:t>- Разработка базы данных (10,9 баллов)</w:t>
+      </w:r>
+      <w:r>
+        <w:rPr>
+          <w:b/>
+          <w:bCs/>
+          <w:sz w:val="32"/>
+          <w:szCs w:val="32"/>
+        </w:rPr>
+        <w:t>:</w:t>
+      </w:r>
+    </w:p>
+    <w:p>
+      <w:pPr>
+        <w:spacing w:after="0" w:line="240" w:lineRule="auto"/>
+        <w:jc w:val="both"/>
+        <w:rPr>
+          <w:sz w:val="32"/>
+          <w:szCs w:val="32"/>
+        </w:rPr>
+      </w:pPr>
+      <w:r>
+        <w:rPr>
+          <w:sz w:val="32"/>
+          <w:szCs w:val="32"/>
+        </w:rPr>
+        <w:t>спроектировать таблицы (5.5)</w:t>
+      </w:r>
       <w:r>
         <w:rPr>
           <w:sz w:val="32"/>
@@ -764,21 +1060,7 @@
           <w:sz w:val="32"/>
           <w:szCs w:val="32"/>
         </w:rPr>
-        <w:t xml:space="preserve">- Сессия </w:t>
-      </w:r>
-      <w:r>
-        <w:rPr>
-          <w:sz w:val="32"/>
-          <w:szCs w:val="32"/>
-        </w:rPr>
-        <w:t>вторая</w:t>
-      </w:r>
-      <w:r>
-        <w:rPr>
-          <w:sz w:val="32"/>
-          <w:szCs w:val="32"/>
-        </w:rPr>
-        <w:t xml:space="preserve"> (2 балла)</w:t>
+        <w:t>все таблицы находятся в 3НФ (1.6)</w:t>
       </w:r>
       <w:r>
         <w:rPr>
@@ -802,21 +1084,7 @@
           <w:sz w:val="32"/>
           <w:szCs w:val="32"/>
         </w:rPr>
-        <w:t xml:space="preserve">- Сессия </w:t>
-      </w:r>
-      <w:r>
-        <w:rPr>
-          <w:sz w:val="32"/>
-          <w:szCs w:val="32"/>
-        </w:rPr>
-        <w:t>третья</w:t>
-      </w:r>
-      <w:r>
-        <w:rPr>
-          <w:sz w:val="32"/>
-          <w:szCs w:val="32"/>
-        </w:rPr>
-        <w:t xml:space="preserve"> (2 балла)</w:t>
+        <w:t>отношения и первичные ключи (0.9)</w:t>
       </w:r>
       <w:r>
         <w:rPr>
@@ -840,21 +1108,31 @@
           <w:sz w:val="32"/>
           <w:szCs w:val="32"/>
         </w:rPr>
-        <w:t xml:space="preserve">- Сессия </w:t>
-      </w:r>
-      <w:r>
-        <w:rPr>
-          <w:sz w:val="32"/>
-          <w:szCs w:val="32"/>
-        </w:rPr>
-        <w:t>четвертая</w:t>
-      </w:r>
-      <w:r>
-        <w:rPr>
-          <w:sz w:val="32"/>
-          <w:szCs w:val="32"/>
-        </w:rPr>
-        <w:t xml:space="preserve"> (2 балла)</w:t>
+        <w:t>заполнить данными (0.5)</w:t>
+      </w:r>
+      <w:r>
+        <w:rPr>
+          <w:sz w:val="32"/>
+          <w:szCs w:val="32"/>
+        </w:rPr>
+        <w:t>,</w:t>
+      </w:r>
+    </w:p>
+    <w:p>
+      <w:pPr>
+        <w:spacing w:after="0" w:line="240" w:lineRule="auto"/>
+        <w:jc w:val="both"/>
+        <w:rPr>
+          <w:sz w:val="32"/>
+          <w:szCs w:val="32"/>
+        </w:rPr>
+      </w:pPr>
+      <w:r>
+        <w:rPr>
+          <w:sz w:val="32"/>
+          <w:szCs w:val="32"/>
+        </w:rPr>
+        <w:t>ограничения (2.4)</w:t>
       </w:r>
       <w:r>
         <w:rPr>
@@ -879,97 +1157,44 @@
         <w:spacing w:after="0" w:line="240" w:lineRule="auto"/>
         <w:jc w:val="both"/>
         <w:rPr>
-          <w:sz w:val="32"/>
-          <w:szCs w:val="32"/>
-        </w:rPr>
-      </w:pPr>
-      <w:r>
-        <w:rPr>
-          <w:sz w:val="32"/>
-          <w:szCs w:val="32"/>
-        </w:rPr>
-        <w:t>ДОКУМЕНТИРОВАНИЕ (5 баллов):</w:t>
-      </w:r>
-    </w:p>
-    <w:p>
-      <w:pPr>
-        <w:spacing w:after="0" w:line="240" w:lineRule="auto"/>
-        <w:jc w:val="both"/>
-        <w:rPr>
-          <w:sz w:val="32"/>
-          <w:szCs w:val="32"/>
-        </w:rPr>
-      </w:pPr>
-      <w:r>
-        <w:rPr>
-          <w:sz w:val="32"/>
-          <w:szCs w:val="32"/>
-        </w:rPr>
-        <w:t>- Безопасность (2 балла),</w:t>
-      </w:r>
-    </w:p>
-    <w:p>
-      <w:pPr>
-        <w:spacing w:after="0" w:line="240" w:lineRule="auto"/>
-        <w:jc w:val="both"/>
-        <w:rPr>
-          <w:sz w:val="32"/>
-          <w:szCs w:val="32"/>
-        </w:rPr>
-      </w:pPr>
-      <w:r>
-        <w:rPr>
-          <w:sz w:val="32"/>
-          <w:szCs w:val="32"/>
-        </w:rPr>
-        <w:t>- Демонстрация (3 балла).</w:t>
-      </w:r>
-    </w:p>
-    <w:p>
-      <w:pPr>
-        <w:spacing w:after="0" w:line="240" w:lineRule="auto"/>
-        <w:jc w:val="both"/>
-        <w:rPr>
-          <w:sz w:val="32"/>
-          <w:szCs w:val="32"/>
-        </w:rPr>
-      </w:pPr>
-    </w:p>
-    <w:p>
-      <w:pPr>
-        <w:spacing w:after="0" w:line="240" w:lineRule="auto"/>
-        <w:jc w:val="both"/>
-        <w:rPr>
-          <w:sz w:val="32"/>
-          <w:szCs w:val="32"/>
-        </w:rPr>
-      </w:pPr>
-      <w:r>
-        <w:rPr>
-          <w:sz w:val="32"/>
-          <w:szCs w:val="32"/>
-        </w:rPr>
-        <w:t>ОСНОВНАЯ РАБОТА (68 баллов):</w:t>
-      </w:r>
-    </w:p>
-    <w:p>
-      <w:pPr>
-        <w:spacing w:after="0" w:line="240" w:lineRule="auto"/>
-        <w:jc w:val="both"/>
-        <w:rPr>
-          <w:sz w:val="32"/>
-          <w:szCs w:val="32"/>
-        </w:rPr>
-      </w:pPr>
-      <w:r>
-        <w:rPr>
-          <w:sz w:val="32"/>
-          <w:szCs w:val="32"/>
-        </w:rPr>
-        <w:t>- Разработка базы данных (10,9 баллов)</w:t>
-      </w:r>
-      <w:r>
-        <w:rPr>
+          <w:b/>
+          <w:bCs/>
+          <w:sz w:val="32"/>
+          <w:szCs w:val="32"/>
+        </w:rPr>
+      </w:pPr>
+      <w:r>
+        <w:rPr>
+          <w:b/>
+          <w:bCs/>
+          <w:sz w:val="32"/>
+          <w:szCs w:val="32"/>
+        </w:rPr>
+        <w:t xml:space="preserve">- Разработка </w:t>
+      </w:r>
+      <w:r>
+        <w:rPr>
+          <w:b/>
+          <w:bCs/>
+          <w:sz w:val="32"/>
+          <w:szCs w:val="32"/>
+          <w:lang w:val="en-US"/>
+        </w:rPr>
+        <w:t>API</w:t>
+      </w:r>
+      <w:r>
+        <w:rPr>
+          <w:b/>
+          <w:bCs/>
+          <w:sz w:val="32"/>
+          <w:szCs w:val="32"/>
+        </w:rPr>
+        <w:t xml:space="preserve"> (9,2 балла)</w:t>
+      </w:r>
+      <w:r>
+        <w:rPr>
+          <w:b/>
+          <w:bCs/>
           <w:sz w:val="32"/>
           <w:szCs w:val="32"/>
         </w:rPr>
@@ -985,33 +1210,341 @@
           <w:szCs w:val="32"/>
         </w:rPr>
       </w:pPr>
-    </w:p>
-    <w:p>
-      <w:pPr>
-        <w:spacing w:after="0" w:line="240" w:lineRule="auto"/>
-        <w:jc w:val="both"/>
-        <w:rPr>
-          <w:sz w:val="32"/>
-          <w:szCs w:val="32"/>
-        </w:rPr>
-      </w:pPr>
-      <w:r>
-        <w:rPr>
-          <w:sz w:val="32"/>
-          <w:szCs w:val="32"/>
-        </w:rPr>
-        <w:t xml:space="preserve">- Разработка </w:t>
-      </w:r>
-      <w:r>
-        <w:rPr>
+      <w:r>
+        <w:rPr>
+          <w:sz w:val="32"/>
+          <w:szCs w:val="32"/>
+        </w:rPr>
+        <w:t xml:space="preserve">методы для справочников </w:t>
+      </w:r>
+      <w:r>
+        <w:rPr>
+          <w:sz w:val="32"/>
+          <w:szCs w:val="32"/>
+        </w:rPr>
+        <w:t>(2.0)</w:t>
+      </w:r>
+    </w:p>
+    <w:p>
+      <w:pPr>
+        <w:spacing w:after="0" w:line="240" w:lineRule="auto"/>
+        <w:jc w:val="both"/>
+        <w:rPr>
+          <w:sz w:val="32"/>
+          <w:szCs w:val="32"/>
+        </w:rPr>
+      </w:pPr>
+      <w:r>
+        <w:rPr>
+          <w:sz w:val="32"/>
+          <w:szCs w:val="32"/>
+        </w:rPr>
+        <w:t>методы для рецептур (2.0)</w:t>
+      </w:r>
+    </w:p>
+    <w:p>
+      <w:pPr>
+        <w:spacing w:after="0" w:line="240" w:lineRule="auto"/>
+        <w:jc w:val="both"/>
+        <w:rPr>
+          <w:sz w:val="32"/>
+          <w:szCs w:val="32"/>
+        </w:rPr>
+      </w:pPr>
+      <w:r>
+        <w:rPr>
+          <w:sz w:val="32"/>
+          <w:szCs w:val="32"/>
+        </w:rPr>
+        <w:t>методы для технологических карт (2.0)</w:t>
+      </w:r>
+    </w:p>
+    <w:p>
+      <w:pPr>
+        <w:spacing w:after="0" w:line="240" w:lineRule="auto"/>
+        <w:jc w:val="both"/>
+        <w:rPr>
+          <w:sz w:val="32"/>
+          <w:szCs w:val="32"/>
+        </w:rPr>
+      </w:pPr>
+      <w:r>
+        <w:rPr>
+          <w:sz w:val="32"/>
+          <w:szCs w:val="32"/>
+        </w:rPr>
+        <w:t>методы для лаборатории (2.0)</w:t>
+      </w:r>
+    </w:p>
+    <w:p>
+      <w:pPr>
+        <w:spacing w:after="0" w:line="240" w:lineRule="auto"/>
+        <w:jc w:val="both"/>
+        <w:rPr>
+          <w:sz w:val="32"/>
+          <w:szCs w:val="32"/>
+        </w:rPr>
+      </w:pPr>
+      <w:r>
+        <w:rPr>
+          <w:sz w:val="32"/>
+          <w:szCs w:val="32"/>
+        </w:rPr>
+        <w:t>корректность и единообразие (0.8)</w:t>
+      </w:r>
+    </w:p>
+    <w:p>
+      <w:pPr>
+        <w:spacing w:after="0" w:line="240" w:lineRule="auto"/>
+        <w:jc w:val="both"/>
+        <w:rPr>
+          <w:sz w:val="32"/>
+          <w:szCs w:val="32"/>
+        </w:rPr>
+      </w:pPr>
+      <w:r>
+        <w:rPr>
+          <w:sz w:val="32"/>
+          <w:szCs w:val="32"/>
+        </w:rPr>
+        <w:t>обработка ошибок (0.4)</w:t>
+      </w:r>
+    </w:p>
+    <w:p>
+      <w:pPr>
+        <w:spacing w:after="0" w:line="240" w:lineRule="auto"/>
+        <w:jc w:val="both"/>
+        <w:rPr>
+          <w:sz w:val="32"/>
+          <w:szCs w:val="32"/>
+        </w:rPr>
+      </w:pPr>
+    </w:p>
+    <w:p>
+      <w:pPr>
+        <w:spacing w:after="0" w:line="240" w:lineRule="auto"/>
+        <w:jc w:val="both"/>
+        <w:rPr>
+          <w:b/>
+          <w:bCs/>
+          <w:sz w:val="32"/>
+          <w:szCs w:val="32"/>
+        </w:rPr>
+      </w:pPr>
+      <w:r>
+        <w:rPr>
+          <w:b/>
+          <w:bCs/>
+          <w:sz w:val="32"/>
+          <w:szCs w:val="32"/>
+        </w:rPr>
+        <w:t xml:space="preserve">- </w:t>
+      </w:r>
+      <w:r>
+        <w:rPr>
+          <w:b/>
+          <w:bCs/>
+          <w:sz w:val="32"/>
+          <w:szCs w:val="32"/>
+        </w:rPr>
+        <w:t xml:space="preserve">Модуль технолога </w:t>
+      </w:r>
+      <w:r>
+        <w:rPr>
+          <w:b/>
+          <w:bCs/>
+          <w:sz w:val="32"/>
+          <w:szCs w:val="32"/>
+        </w:rPr>
+        <w:t>[</w:t>
+      </w:r>
+      <w:r>
+        <w:rPr>
+          <w:b/>
+          <w:bCs/>
           <w:sz w:val="32"/>
           <w:szCs w:val="32"/>
           <w:lang w:val="en-US"/>
         </w:rPr>
-        <w:t>API</w:t>
-      </w:r>
-      <w:r>
-        <w:rPr>
+        <w:t>desktop</w:t>
+      </w:r>
+      <w:r>
+        <w:rPr>
+          <w:b/>
+          <w:bCs/>
+          <w:sz w:val="32"/>
+          <w:szCs w:val="32"/>
+        </w:rPr>
+        <w:t xml:space="preserve">] </w:t>
+      </w:r>
+      <w:r>
+        <w:rPr>
+          <w:b/>
+          <w:bCs/>
+          <w:sz w:val="32"/>
+          <w:szCs w:val="32"/>
+        </w:rPr>
+        <w:t>(17,5 баллов)</w:t>
+      </w:r>
+      <w:r>
+        <w:rPr>
+          <w:b/>
+          <w:bCs/>
+          <w:sz w:val="32"/>
+          <w:szCs w:val="32"/>
+        </w:rPr>
+        <w:t>:</w:t>
+      </w:r>
+    </w:p>
+    <w:p>
+      <w:pPr>
+        <w:spacing w:after="0" w:line="240" w:lineRule="auto"/>
+        <w:jc w:val="both"/>
+        <w:rPr>
+          <w:sz w:val="32"/>
+          <w:szCs w:val="32"/>
+        </w:rPr>
+      </w:pPr>
+    </w:p>
+    <w:p>
+      <w:pPr>
+        <w:spacing w:after="0" w:line="240" w:lineRule="auto"/>
+        <w:jc w:val="both"/>
+        <w:rPr>
+          <w:sz w:val="32"/>
+          <w:szCs w:val="32"/>
+        </w:rPr>
+      </w:pPr>
+    </w:p>
+    <w:p>
+      <w:pPr>
+        <w:spacing w:after="0" w:line="240" w:lineRule="auto"/>
+        <w:jc w:val="both"/>
+        <w:rPr>
+          <w:b/>
+          <w:bCs/>
+          <w:sz w:val="32"/>
+          <w:szCs w:val="32"/>
+        </w:rPr>
+      </w:pPr>
+      <w:r>
+        <w:rPr>
+          <w:b/>
+          <w:bCs/>
+          <w:sz w:val="32"/>
+          <w:szCs w:val="32"/>
+        </w:rPr>
+        <w:t>- Модуль лаборанта</w:t>
+      </w:r>
+      <w:r>
+        <w:rPr>
+          <w:b/>
+          <w:bCs/>
+          <w:sz w:val="32"/>
+          <w:szCs w:val="32"/>
+        </w:rPr>
+        <w:t xml:space="preserve"> [</w:t>
+      </w:r>
+      <w:r>
+        <w:rPr>
+          <w:b/>
+          <w:bCs/>
+          <w:sz w:val="32"/>
+          <w:szCs w:val="32"/>
+          <w:lang w:val="en-US"/>
+        </w:rPr>
+        <w:t>desktop</w:t>
+      </w:r>
+      <w:r>
+        <w:rPr>
+          <w:b/>
+          <w:bCs/>
+          <w:sz w:val="32"/>
+          <w:szCs w:val="32"/>
+        </w:rPr>
+        <w:t>]</w:t>
+      </w:r>
+      <w:r>
+        <w:rPr>
+          <w:b/>
+          <w:bCs/>
+          <w:sz w:val="32"/>
+          <w:szCs w:val="32"/>
+        </w:rPr>
+        <w:t xml:space="preserve"> (18,1 баллов)</w:t>
+      </w:r>
+      <w:r>
+        <w:rPr>
+          <w:b/>
+          <w:bCs/>
+          <w:sz w:val="32"/>
+          <w:szCs w:val="32"/>
+        </w:rPr>
+        <w:t>:</w:t>
+      </w:r>
+    </w:p>
+    <w:p>
+      <w:pPr>
+        <w:spacing w:after="0" w:line="240" w:lineRule="auto"/>
+        <w:jc w:val="both"/>
+        <w:rPr>
+          <w:sz w:val="32"/>
+          <w:szCs w:val="32"/>
+        </w:rPr>
+      </w:pPr>
+    </w:p>
+    <w:p>
+      <w:pPr>
+        <w:spacing w:after="0" w:line="240" w:lineRule="auto"/>
+        <w:jc w:val="both"/>
+        <w:rPr>
+          <w:b/>
+          <w:bCs/>
+          <w:sz w:val="32"/>
+          <w:szCs w:val="32"/>
+        </w:rPr>
+      </w:pPr>
+      <w:r>
+        <w:rPr>
+          <w:b/>
+          <w:bCs/>
+          <w:sz w:val="32"/>
+          <w:szCs w:val="32"/>
+        </w:rPr>
+        <w:t>- Модуль аппаратчика</w:t>
+      </w:r>
+      <w:r>
+        <w:rPr>
+          <w:b/>
+          <w:bCs/>
+          <w:sz w:val="32"/>
+          <w:szCs w:val="32"/>
+        </w:rPr>
+        <w:t xml:space="preserve"> [</w:t>
+      </w:r>
+      <w:r>
+        <w:rPr>
+          <w:b/>
+          <w:bCs/>
+          <w:sz w:val="32"/>
+          <w:szCs w:val="32"/>
+          <w:lang w:val="en-US"/>
+        </w:rPr>
+        <w:t>web</w:t>
+      </w:r>
+      <w:r>
+        <w:rPr>
+          <w:b/>
+          <w:bCs/>
+          <w:sz w:val="32"/>
+          <w:szCs w:val="32"/>
+        </w:rPr>
+        <w:t>]</w:t>
+      </w:r>
+      <w:r>
+        <w:rPr>
+          <w:b/>
+          <w:bCs/>
           <w:sz w:val="32"/>
           <w:szCs w:val="32"/>
         </w:rPr>
@@ -1019,122 +1552,8 @@
       </w:r>
       <w:r>
         <w:rPr>
-          <w:sz w:val="32"/>
-          <w:szCs w:val="32"/>
-        </w:rPr>
-        <w:t>9,2 балла)</w:t>
-      </w:r>
-      <w:r>
-        <w:rPr>
-          <w:sz w:val="32"/>
-          <w:szCs w:val="32"/>
-        </w:rPr>
-        <w:t>:</w:t>
-      </w:r>
-    </w:p>
-    <w:p>
-      <w:pPr>
-        <w:spacing w:after="0" w:line="240" w:lineRule="auto"/>
-        <w:jc w:val="both"/>
-        <w:rPr>
-          <w:sz w:val="32"/>
-          <w:szCs w:val="32"/>
-        </w:rPr>
-      </w:pPr>
-    </w:p>
-    <w:p>
-      <w:pPr>
-        <w:spacing w:after="0" w:line="240" w:lineRule="auto"/>
-        <w:jc w:val="both"/>
-        <w:rPr>
-          <w:sz w:val="32"/>
-          <w:szCs w:val="32"/>
-        </w:rPr>
-      </w:pPr>
-      <w:r>
-        <w:rPr>
-          <w:sz w:val="32"/>
-          <w:szCs w:val="32"/>
-        </w:rPr>
-        <w:t xml:space="preserve">- </w:t>
-      </w:r>
-      <w:r>
-        <w:rPr>
-          <w:sz w:val="32"/>
-          <w:szCs w:val="32"/>
-        </w:rPr>
-        <w:t>Модуль технолога (17,5 баллов)</w:t>
-      </w:r>
-      <w:r>
-        <w:rPr>
-          <w:sz w:val="32"/>
-          <w:szCs w:val="32"/>
-        </w:rPr>
-        <w:t>:</w:t>
-      </w:r>
-    </w:p>
-    <w:p>
-      <w:pPr>
-        <w:spacing w:after="0" w:line="240" w:lineRule="auto"/>
-        <w:jc w:val="both"/>
-        <w:rPr>
-          <w:sz w:val="32"/>
-          <w:szCs w:val="32"/>
-        </w:rPr>
-      </w:pPr>
-    </w:p>
-    <w:p>
-      <w:pPr>
-        <w:spacing w:after="0" w:line="240" w:lineRule="auto"/>
-        <w:jc w:val="both"/>
-        <w:rPr>
-          <w:sz w:val="32"/>
-          <w:szCs w:val="32"/>
-        </w:rPr>
-      </w:pPr>
-      <w:r>
-        <w:rPr>
-          <w:sz w:val="32"/>
-          <w:szCs w:val="32"/>
-        </w:rPr>
-        <w:t>- Модуль лаборанта (18,1 баллов)</w:t>
-      </w:r>
-      <w:r>
-        <w:rPr>
-          <w:sz w:val="32"/>
-          <w:szCs w:val="32"/>
-        </w:rPr>
-        <w:t>:</w:t>
-      </w:r>
-    </w:p>
-    <w:p>
-      <w:pPr>
-        <w:spacing w:after="0" w:line="240" w:lineRule="auto"/>
-        <w:jc w:val="both"/>
-        <w:rPr>
-          <w:sz w:val="32"/>
-          <w:szCs w:val="32"/>
-        </w:rPr>
-      </w:pPr>
-    </w:p>
-    <w:p>
-      <w:pPr>
-        <w:spacing w:after="0" w:line="240" w:lineRule="auto"/>
-        <w:jc w:val="both"/>
-        <w:rPr>
-          <w:sz w:val="32"/>
-          <w:szCs w:val="32"/>
-        </w:rPr>
-      </w:pPr>
-      <w:r>
-        <w:rPr>
-          <w:sz w:val="32"/>
-          <w:szCs w:val="32"/>
-        </w:rPr>
-        <w:t>- Модуль аппаратчика (</w:t>
-      </w:r>
-      <w:r>
-        <w:rPr>
+          <w:b/>
+          <w:bCs/>
           <w:sz w:val="32"/>
           <w:szCs w:val="32"/>
         </w:rPr>
@@ -1142,6 +1561,8 @@
       </w:r>
       <w:r>
         <w:rPr>
+          <w:b/>
+          <w:bCs/>
           <w:sz w:val="32"/>
           <w:szCs w:val="32"/>
         </w:rPr>
@@ -1149,6 +1570,8 @@
       </w:r>
       <w:r>
         <w:rPr>
+          <w:b/>
+          <w:bCs/>
           <w:sz w:val="32"/>
           <w:szCs w:val="32"/>
         </w:rPr>

--- a/XUUU.docx
+++ b/XUUU.docx
@@ -1,6 +1,6 @@
 
 <file path=word/document.xml><?xml version="1.0" encoding="utf-8"?>
-<w:document xmlns:wpc="http://schemas.microsoft.com/office/word/2010/wordprocessingCanvas" xmlns:cx="http://schemas.microsoft.com/office/drawing/2014/chartex" xmlns:cx1="http://schemas.microsoft.com/office/drawing/2015/9/8/chartex" xmlns:cx2="http://schemas.microsoft.com/office/drawing/2015/10/21/chartex" xmlns:cx3="http://schemas.microsoft.com/office/drawing/2016/5/9/chartex" xmlns:cx4="http://schemas.microsoft.com/office/drawing/2016/5/10/chartex" xmlns:cx5="http://schemas.microsoft.com/office/drawing/2016/5/11/chartex" xmlns:cx6="http://schemas.microsoft.com/office/drawing/2016/5/12/chartex" xmlns:cx7="http://schemas.microsoft.com/office/drawing/2016/5/13/chartex" xmlns:cx8="http://schemas.microsoft.com/office/drawing/2016/5/14/chartex" xmlns:mc="http://schemas.openxmlformats.org/markup-compatibility/2006" xmlns:aink="http://schemas.microsoft.com/office/drawing/2016/ink" xmlns:am3d="http://schemas.microsoft.com/office/drawing/2017/model3d" xmlns:o="urn:schemas-microsoft-com:office:office" xmlns:oel="http://schemas.microsoft.com/office/2019/extlst" xmlns:r="http://schemas.openxmlformats.org/officeDocument/2006/relationships" xmlns:m="http://schemas.openxmlformats.org/officeDocument/2006/math" xmlns:v="urn:schemas-microsoft-com:vml" xmlns:wp14="http://schemas.microsoft.com/office/word/2010/wordprocessingDrawing" xmlns:wp="http://schemas.openxmlformats.org/drawingml/2006/wordprocessingDrawing" xmlns:w10="urn:schemas-microsoft-com:office:word" xmlns:w="http://schemas.openxmlformats.org/wordprocessingml/2006/main" xmlns:w14="http://schemas.microsoft.com/office/word/2010/wordml" xmlns:w15="http://schemas.microsoft.com/office/word/2012/wordml" xmlns:w16cex="http://schemas.microsoft.com/office/word/2018/wordml/cex" xmlns:w16cid="http://schemas.microsoft.com/office/word/2016/wordml/cid" xmlns:w16="http://schemas.microsoft.com/office/word/2018/wordml" xmlns:w16sdtdh="http://schemas.microsoft.com/office/word/2020/wordml/sdtdatahash" xmlns:w16se="http://schemas.microsoft.com/office/word/2015/wordml/symex" xmlns:wpg="http://schemas.microsoft.com/office/word/2010/wordprocessingGroup" xmlns:wpi="http://schemas.microsoft.com/office/word/2010/wordprocessingInk" xmlns:wne="http://schemas.microsoft.com/office/word/2006/wordml" xmlns:wps="http://schemas.microsoft.com/office/word/2010/wordprocessingShape" mc:Ignorable="w14 w15 w16se w16cid w16 w16cex w16sdtdh wp14">
+<w:document xmlns:wpc="http://schemas.microsoft.com/office/word/2010/wordprocessingCanvas" xmlns:cx="http://schemas.microsoft.com/office/drawing/2014/chartex" xmlns:cx1="http://schemas.microsoft.com/office/drawing/2015/9/8/chartex" xmlns:cx2="http://schemas.microsoft.com/office/drawing/2015/10/21/chartex" xmlns:cx3="http://schemas.microsoft.com/office/drawing/2016/5/9/chartex" xmlns:cx4="http://schemas.microsoft.com/office/drawing/2016/5/10/chartex" xmlns:cx5="http://schemas.microsoft.com/office/drawing/2016/5/11/chartex" xmlns:cx6="http://schemas.microsoft.com/office/drawing/2016/5/12/chartex" xmlns:cx7="http://schemas.microsoft.com/office/drawing/2016/5/13/chartex" xmlns:cx8="http://schemas.microsoft.com/office/drawing/2016/5/14/chartex" xmlns:mc="http://schemas.openxmlformats.org/markup-compatibility/2006" xmlns:aink="http://schemas.microsoft.com/office/drawing/2016/ink" xmlns:am3d="http://schemas.microsoft.com/office/drawing/2017/model3d" xmlns:o="urn:schemas-microsoft-com:office:office" xmlns:r="http://schemas.openxmlformats.org/officeDocument/2006/relationships" xmlns:m="http://schemas.openxmlformats.org/officeDocument/2006/math" xmlns:v="urn:schemas-microsoft-com:vml" xmlns:wp14="http://schemas.microsoft.com/office/word/2010/wordprocessingDrawing" xmlns:wp="http://schemas.openxmlformats.org/drawingml/2006/wordprocessingDrawing" xmlns:w10="urn:schemas-microsoft-com:office:word" xmlns:w="http://schemas.openxmlformats.org/wordprocessingml/2006/main" xmlns:w14="http://schemas.microsoft.com/office/word/2010/wordml" xmlns:w15="http://schemas.microsoft.com/office/word/2012/wordml" xmlns:w16cex="http://schemas.microsoft.com/office/word/2018/wordml/cex" xmlns:w16cid="http://schemas.microsoft.com/office/word/2016/wordml/cid" xmlns:w16="http://schemas.microsoft.com/office/word/2018/wordml" xmlns:w16sdtdh="http://schemas.microsoft.com/office/word/2020/wordml/sdtdatahash" xmlns:w16se="http://schemas.microsoft.com/office/word/2015/wordml/symex" xmlns:wpg="http://schemas.microsoft.com/office/word/2010/wordprocessingGroup" xmlns:wpi="http://schemas.microsoft.com/office/word/2010/wordprocessingInk" xmlns:wne="http://schemas.microsoft.com/office/word/2006/wordml" xmlns:wps="http://schemas.microsoft.com/office/word/2010/wordprocessingShape" mc:Ignorable="w14 w15 w16se w16cid w16 w16cex w16sdtdh wp14">
   <w:body>
     <w:p>
       <w:pPr>
@@ -1215,14 +1215,7 @@
           <w:sz w:val="32"/>
           <w:szCs w:val="32"/>
         </w:rPr>
-        <w:t xml:space="preserve">методы для справочников </w:t>
-      </w:r>
-      <w:r>
-        <w:rPr>
-          <w:sz w:val="32"/>
-          <w:szCs w:val="32"/>
-        </w:rPr>
-        <w:t>(2.0)</w:t>
+        <w:t>методы для справочников (2.0)</w:t>
       </w:r>
     </w:p>
     <w:p>
@@ -1395,16 +1388,6 @@
         </w:rPr>
         <w:t>:</w:t>
       </w:r>
-    </w:p>
-    <w:p>
-      <w:pPr>
-        <w:spacing w:after="0" w:line="240" w:lineRule="auto"/>
-        <w:jc w:val="both"/>
-        <w:rPr>
-          <w:sz w:val="32"/>
-          <w:szCs w:val="32"/>
-        </w:rPr>
-      </w:pPr>
     </w:p>
     <w:p>
       <w:pPr>
